--- a/output/documents/fatca-crs-corporate.docx
+++ b/output/documents/fatca-crs-corporate.docx
@@ -5,8 +5,23 @@
     <w:p>
       <w:pPr>
         <w:keepNext/>
-        <w:spacing w:before="100" w:after="60" w:line="380" w:lineRule="exact"/>
-        <w:ind w:left="120" w:right="120"/>
+        <w:spacing w:before="0" w:after="0" w:line="100" w:lineRule="exact"/>
+        <w:jc w:val="left"/>
+      </w:pPr>
+      <w:r>
+        <w:rPr>
+          <w:rFonts w:ascii="Arial" w:hAnsi="Arial" w:cs="Bahij TheSansArabic Plain"/>
+          <w:b w:val="0"/>
+          <w:color w:val="242235"/>
+          <w:sz w:val="2"/>
+        </w:rPr>
+      </w:r>
+    </w:p>
+    <w:p>
+      <w:pPr>
+        <w:keepNext/>
+        <w:spacing w:before="0" w:after="60" w:line="380" w:lineRule="exact"/>
+        <w:ind w:left="0" w:right="0" w:firstLine="100"/>
         <w:jc w:val="left"/>
         <w:shd w:fill="401D58"/>
       </w:pPr>
@@ -123,16 +138,31 @@
     <w:p>
       <w:pPr>
         <w:keepNext/>
-        <w:spacing w:before="100" w:after="60" w:line="380" w:lineRule="exact"/>
-        <w:ind w:left="120" w:right="120"/>
+        <w:spacing w:before="0" w:after="0" w:line="100" w:lineRule="exact"/>
         <w:jc w:val="left"/>
-        <w:shd w:fill="F3EEF6"/>
+      </w:pPr>
+      <w:r>
+        <w:rPr>
+          <w:rFonts w:ascii="Arial" w:hAnsi="Arial" w:cs="Bahij TheSansArabic Plain"/>
+          <w:b w:val="0"/>
+          <w:color w:val="242235"/>
+          <w:sz w:val="2"/>
+        </w:rPr>
+      </w:r>
+    </w:p>
+    <w:p>
+      <w:pPr>
+        <w:keepNext/>
+        <w:spacing w:before="0" w:after="60" w:line="380" w:lineRule="exact"/>
+        <w:ind w:left="0" w:right="0" w:firstLine="100"/>
+        <w:jc w:val="left"/>
+        <w:shd w:fill="401D58"/>
       </w:pPr>
       <w:r>
         <w:rPr>
           <w:rFonts w:ascii="Arial" w:hAnsi="Arial" w:cs="Bahij TheSansArabic Plain"/>
           <w:b/>
-          <w:color w:val="401D58"/>
+          <w:color w:val="FFFFFF"/>
           <w:sz w:val="17"/>
         </w:rPr>
       </w:r>
@@ -140,7 +170,7 @@
         <w:rPr>
           <w:rFonts w:ascii="Arial" w:hAnsi="Arial" w:cs="Bahij TheSansArabic Plain"/>
           <w:b/>
-          <w:color w:val="401D58"/>
+          <w:color w:val="FFFFFF"/>
           <w:sz w:val="17"/>
         </w:rPr>
         <w:t>B. Country of Incorporation or Organization</w:t>
@@ -294,16 +324,31 @@
     <w:p>
       <w:pPr>
         <w:keepNext/>
-        <w:spacing w:before="100" w:after="60" w:line="380" w:lineRule="exact"/>
-        <w:ind w:left="120" w:right="120"/>
+        <w:spacing w:before="0" w:after="0" w:line="100" w:lineRule="exact"/>
         <w:jc w:val="left"/>
-        <w:shd w:fill="F3EEF6"/>
+      </w:pPr>
+      <w:r>
+        <w:rPr>
+          <w:rFonts w:ascii="Arial" w:hAnsi="Arial" w:cs="Bahij TheSansArabic Plain"/>
+          <w:b w:val="0"/>
+          <w:color w:val="242235"/>
+          <w:sz w:val="2"/>
+        </w:rPr>
+      </w:r>
+    </w:p>
+    <w:p>
+      <w:pPr>
+        <w:keepNext/>
+        <w:spacing w:before="0" w:after="60" w:line="380" w:lineRule="exact"/>
+        <w:ind w:left="0" w:right="0" w:firstLine="100"/>
+        <w:jc w:val="left"/>
+        <w:shd w:fill="401D58"/>
       </w:pPr>
       <w:r>
         <w:rPr>
           <w:rFonts w:ascii="Arial" w:hAnsi="Arial" w:cs="Bahij TheSansArabic Plain"/>
           <w:b/>
-          <w:color w:val="401D58"/>
+          <w:color w:val="FFFFFF"/>
           <w:sz w:val="17"/>
         </w:rPr>
       </w:r>
@@ -311,7 +356,7 @@
         <w:rPr>
           <w:rFonts w:ascii="Arial" w:hAnsi="Arial" w:cs="Bahij TheSansArabic Plain"/>
           <w:b/>
-          <w:color w:val="401D58"/>
+          <w:color w:val="FFFFFF"/>
           <w:sz w:val="17"/>
         </w:rPr>
         <w:t>C. Current Residence Address</w:t>
@@ -755,16 +800,31 @@
     <w:p>
       <w:pPr>
         <w:keepNext/>
-        <w:spacing w:before="100" w:after="60" w:line="380" w:lineRule="exact"/>
-        <w:ind w:left="120" w:right="120"/>
+        <w:spacing w:before="0" w:after="0" w:line="100" w:lineRule="exact"/>
         <w:jc w:val="left"/>
-        <w:shd w:fill="F3EEF6"/>
+      </w:pPr>
+      <w:r>
+        <w:rPr>
+          <w:rFonts w:ascii="Arial" w:hAnsi="Arial" w:cs="Bahij TheSansArabic Plain"/>
+          <w:b w:val="0"/>
+          <w:color w:val="242235"/>
+          <w:sz w:val="2"/>
+        </w:rPr>
+      </w:r>
+    </w:p>
+    <w:p>
+      <w:pPr>
+        <w:keepNext/>
+        <w:spacing w:before="0" w:after="60" w:line="380" w:lineRule="exact"/>
+        <w:ind w:left="0" w:right="0" w:firstLine="100"/>
+        <w:jc w:val="left"/>
+        <w:shd w:fill="401D58"/>
       </w:pPr>
       <w:r>
         <w:rPr>
           <w:rFonts w:ascii="Arial" w:hAnsi="Arial" w:cs="Bahij TheSansArabic Plain"/>
           <w:b/>
-          <w:color w:val="401D58"/>
+          <w:color w:val="FFFFFF"/>
           <w:sz w:val="17"/>
         </w:rPr>
       </w:r>
@@ -772,7 +832,7 @@
         <w:rPr>
           <w:rFonts w:ascii="Arial" w:hAnsi="Arial" w:cs="Bahij TheSansArabic Plain"/>
           <w:b/>
-          <w:color w:val="401D58"/>
+          <w:color w:val="FFFFFF"/>
           <w:sz w:val="17"/>
         </w:rPr>
         <w:t>D. Address of corporate Head Office (complete only if different from Section C)</w:t>
@@ -1296,8 +1356,23 @@
     <w:p>
       <w:pPr>
         <w:keepNext/>
-        <w:spacing w:before="100" w:after="60" w:line="380" w:lineRule="exact"/>
-        <w:ind w:left="120" w:right="120"/>
+        <w:spacing w:before="0" w:after="0" w:line="100" w:lineRule="exact"/>
+        <w:jc w:val="left"/>
+      </w:pPr>
+      <w:r>
+        <w:rPr>
+          <w:rFonts w:ascii="Arial" w:hAnsi="Arial" w:cs="Bahij TheSansArabic Plain"/>
+          <w:b w:val="0"/>
+          <w:color w:val="242235"/>
+          <w:sz w:val="2"/>
+        </w:rPr>
+      </w:r>
+    </w:p>
+    <w:p>
+      <w:pPr>
+        <w:keepNext/>
+        <w:spacing w:before="0" w:after="60" w:line="380" w:lineRule="exact"/>
+        <w:ind w:left="0" w:right="0" w:firstLine="100"/>
         <w:jc w:val="left"/>
         <w:shd w:fill="401D58"/>
       </w:pPr>
@@ -1322,16 +1397,31 @@
     <w:p>
       <w:pPr>
         <w:keepNext/>
-        <w:spacing w:before="100" w:after="60" w:line="380" w:lineRule="exact"/>
-        <w:ind w:left="120" w:right="120"/>
+        <w:spacing w:before="0" w:after="0" w:line="100" w:lineRule="exact"/>
         <w:jc w:val="left"/>
-        <w:shd w:fill="F3EEF6"/>
+      </w:pPr>
+      <w:r>
+        <w:rPr>
+          <w:rFonts w:ascii="Arial" w:hAnsi="Arial" w:cs="Bahij TheSansArabic Plain"/>
+          <w:b w:val="0"/>
+          <w:color w:val="242235"/>
+          <w:sz w:val="2"/>
+        </w:rPr>
+      </w:r>
+    </w:p>
+    <w:p>
+      <w:pPr>
+        <w:keepNext/>
+        <w:spacing w:before="0" w:after="60" w:line="380" w:lineRule="exact"/>
+        <w:ind w:left="0" w:right="0" w:firstLine="100"/>
+        <w:jc w:val="left"/>
+        <w:shd w:fill="401D58"/>
       </w:pPr>
       <w:r>
         <w:rPr>
           <w:rFonts w:ascii="Arial" w:hAnsi="Arial" w:cs="Bahij TheSansArabic Plain"/>
           <w:b/>
-          <w:color w:val="401D58"/>
+          <w:color w:val="FFFFFF"/>
           <w:sz w:val="17"/>
         </w:rPr>
       </w:r>
@@ -1339,7 +1429,7 @@
         <w:rPr>
           <w:rFonts w:ascii="Arial" w:hAnsi="Arial" w:cs="Bahij TheSansArabic Plain"/>
           <w:b/>
-          <w:color w:val="401D58"/>
+          <w:color w:val="FFFFFF"/>
           <w:sz w:val="17"/>
         </w:rPr>
         <w:t>1</w:t>
@@ -1585,16 +1675,31 @@
     <w:p>
       <w:pPr>
         <w:keepNext/>
-        <w:spacing w:before="100" w:after="60" w:line="380" w:lineRule="exact"/>
-        <w:ind w:left="120" w:right="120"/>
+        <w:spacing w:before="0" w:after="0" w:line="100" w:lineRule="exact"/>
         <w:jc w:val="left"/>
-        <w:shd w:fill="F3EEF6"/>
+      </w:pPr>
+      <w:r>
+        <w:rPr>
+          <w:rFonts w:ascii="Arial" w:hAnsi="Arial" w:cs="Bahij TheSansArabic Plain"/>
+          <w:b w:val="0"/>
+          <w:color w:val="242235"/>
+          <w:sz w:val="2"/>
+        </w:rPr>
+      </w:r>
+    </w:p>
+    <w:p>
+      <w:pPr>
+        <w:keepNext/>
+        <w:spacing w:before="0" w:after="60" w:line="380" w:lineRule="exact"/>
+        <w:ind w:left="0" w:right="0" w:firstLine="100"/>
+        <w:jc w:val="left"/>
+        <w:shd w:fill="401D58"/>
       </w:pPr>
       <w:r>
         <w:rPr>
           <w:rFonts w:ascii="Arial" w:hAnsi="Arial" w:cs="Bahij TheSansArabic Plain"/>
           <w:b/>
-          <w:color w:val="401D58"/>
+          <w:color w:val="FFFFFF"/>
           <w:sz w:val="17"/>
         </w:rPr>
       </w:r>
@@ -1602,7 +1707,7 @@
         <w:rPr>
           <w:rFonts w:ascii="Arial" w:hAnsi="Arial" w:cs="Bahij TheSansArabic Plain"/>
           <w:b/>
-          <w:color w:val="401D58"/>
+          <w:color w:val="FFFFFF"/>
           <w:sz w:val="17"/>
         </w:rPr>
         <w:t>2</w:t>
@@ -1848,16 +1953,31 @@
     <w:p>
       <w:pPr>
         <w:keepNext/>
-        <w:spacing w:before="100" w:after="60" w:line="380" w:lineRule="exact"/>
-        <w:ind w:left="120" w:right="120"/>
+        <w:spacing w:before="0" w:after="0" w:line="100" w:lineRule="exact"/>
         <w:jc w:val="left"/>
-        <w:shd w:fill="F3EEF6"/>
+      </w:pPr>
+      <w:r>
+        <w:rPr>
+          <w:rFonts w:ascii="Arial" w:hAnsi="Arial" w:cs="Bahij TheSansArabic Plain"/>
+          <w:b w:val="0"/>
+          <w:color w:val="242235"/>
+          <w:sz w:val="2"/>
+        </w:rPr>
+      </w:r>
+    </w:p>
+    <w:p>
+      <w:pPr>
+        <w:keepNext/>
+        <w:spacing w:before="0" w:after="60" w:line="380" w:lineRule="exact"/>
+        <w:ind w:left="0" w:right="0" w:firstLine="100"/>
+        <w:jc w:val="left"/>
+        <w:shd w:fill="401D58"/>
       </w:pPr>
       <w:r>
         <w:rPr>
           <w:rFonts w:ascii="Arial" w:hAnsi="Arial" w:cs="Bahij TheSansArabic Plain"/>
           <w:b/>
-          <w:color w:val="401D58"/>
+          <w:color w:val="FFFFFF"/>
           <w:sz w:val="17"/>
         </w:rPr>
       </w:r>
@@ -1865,7 +1985,7 @@
         <w:rPr>
           <w:rFonts w:ascii="Arial" w:hAnsi="Arial" w:cs="Bahij TheSansArabic Plain"/>
           <w:b/>
-          <w:color w:val="401D58"/>
+          <w:color w:val="FFFFFF"/>
           <w:sz w:val="17"/>
         </w:rPr>
         <w:t>3</w:t>
@@ -2319,8 +2439,23 @@
     <w:p>
       <w:pPr>
         <w:keepNext/>
-        <w:spacing w:before="100" w:after="60" w:line="380" w:lineRule="exact"/>
-        <w:ind w:left="120" w:right="120"/>
+        <w:spacing w:before="0" w:after="0" w:line="100" w:lineRule="exact"/>
+        <w:jc w:val="left"/>
+      </w:pPr>
+      <w:r>
+        <w:rPr>
+          <w:rFonts w:ascii="Arial" w:hAnsi="Arial" w:cs="Bahij TheSansArabic Plain"/>
+          <w:b w:val="0"/>
+          <w:color w:val="242235"/>
+          <w:sz w:val="2"/>
+        </w:rPr>
+      </w:r>
+    </w:p>
+    <w:p>
+      <w:pPr>
+        <w:keepNext/>
+        <w:spacing w:before="0" w:after="60" w:line="380" w:lineRule="exact"/>
+        <w:ind w:left="0" w:right="0" w:firstLine="100"/>
         <w:jc w:val="left"/>
         <w:shd w:fill="401D58"/>
       </w:pPr>
@@ -2340,6 +2475,47 @@
           <w:sz w:val="17"/>
         </w:rPr>
         <w:t>FATCA QUESTIONNAIRE</w:t>
+      </w:r>
+    </w:p>
+    <w:p>
+      <w:pPr>
+        <w:keepNext/>
+        <w:spacing w:before="0" w:after="0" w:line="100" w:lineRule="exact"/>
+        <w:jc w:val="left"/>
+      </w:pPr>
+      <w:r>
+        <w:rPr>
+          <w:rFonts w:ascii="Arial" w:hAnsi="Arial" w:cs="Bahij TheSansArabic Plain"/>
+          <w:b w:val="0"/>
+          <w:color w:val="242235"/>
+          <w:sz w:val="2"/>
+        </w:rPr>
+      </w:r>
+    </w:p>
+    <w:p>
+      <w:pPr>
+        <w:keepNext/>
+        <w:spacing w:before="0" w:after="60" w:line="380" w:lineRule="exact"/>
+        <w:ind w:left="0" w:right="0" w:firstLine="100"/>
+        <w:jc w:val="left"/>
+        <w:shd w:fill="401D58"/>
+      </w:pPr>
+      <w:r>
+        <w:rPr>
+          <w:rFonts w:ascii="Arial" w:hAnsi="Arial" w:cs="Bahij TheSansArabic Plain"/>
+          <w:b/>
+          <w:color w:val="FFFFFF"/>
+          <w:sz w:val="17"/>
+        </w:rPr>
+      </w:r>
+      <w:r>
+        <w:rPr>
+          <w:rFonts w:ascii="Arial" w:hAnsi="Arial" w:cs="Bahij TheSansArabic Plain"/>
+          <w:b/>
+          <w:color w:val="FFFFFF"/>
+          <w:sz w:val="17"/>
+        </w:rPr>
+        <w:t>Part 3: FATCA Classification (only tick one classification where applicable)</w:t>
       </w:r>
     </w:p>
     <w:tbl>
@@ -2377,17 +2553,16 @@
           <w:p>
             <w:pPr>
               <w:keepNext w:val="0"/>
-              <w:spacing w:before="0" w:after="0" w:line="260" w:lineRule="exact"/>
+              <w:spacing w:before="0" w:after="0" w:line="20" w:lineRule="exact"/>
               <w:jc w:val="left"/>
             </w:pPr>
             <w:r>
               <w:rPr>
                 <w:rFonts w:ascii="Arial" w:hAnsi="Arial" w:cs="Bahij TheSansArabic Plain"/>
-                <w:b/>
+                <w:b w:val="0"/>
                 <w:color w:val="242235"/>
-                <w:sz w:val="18"/>
+                <w:sz w:val="2"/>
               </w:rPr>
-              <w:t>Part 3: FATCA Classification (only tick one classification where applicable)</w:t>
             </w:r>
           </w:p>
           <w:tbl>
@@ -2469,7 +2644,7 @@
                       <w:color w:val="242235"/>
                       <w:sz w:val="16"/>
                     </w:rPr>
-                    <w:t>1. Are you a Specified US Person?</w:t>
+                    <w:t>⁦1. Are you a Specified US Person?⁩</w:t>
                   </w:r>
                 </w:p>
               </w:tc>
@@ -2519,7 +2694,7 @@
                       <w:color w:val="242235"/>
                       <w:sz w:val="16"/>
                     </w:rPr>
-                    <w:t>2. Are you a US Person who is not a Specified US Person?</w:t>
+                    <w:t>⁦2. Are you a US Person who is not a Specified US Person?⁩</w:t>
                   </w:r>
                 </w:p>
               </w:tc>
@@ -2585,7 +2760,7 @@
                       <w:color w:val="242235"/>
                       <w:sz w:val="16"/>
                     </w:rPr>
-                    <w:t>3. Are you a KSA Financial Institution or a Financial Institution organized in a country with an intergovernmental agreement with the US regarding FATCA?</w:t>
+                    <w:t>⁦3. Are you a KSA Financial Institution or a Financial Institution organized in a country with an intergovernmental agreement with the US regarding FATCA?⁩</w:t>
                   </w:r>
                 </w:p>
               </w:tc>
@@ -2635,7 +2810,7 @@
                       <w:color w:val="242235"/>
                       <w:sz w:val="16"/>
                     </w:rPr>
-                    <w:t>4. Are you a Participating Non-US Financial Institution?</w:t>
+                    <w:t>⁦4. Are you a Participating Non-US Financial Institution?⁩</w:t>
                   </w:r>
                 </w:p>
               </w:tc>
@@ -2685,7 +2860,7 @@
                       <w:color w:val="242235"/>
                       <w:sz w:val="16"/>
                     </w:rPr>
-                    <w:t>5. Are you a Registered Deemed-Compliant Non-US Financial Institution?</w:t>
+                    <w:t>⁦5. Are you a Registered Deemed-Compliant Non-US Financial Institution?⁩</w:t>
                   </w:r>
                 </w:p>
               </w:tc>
@@ -2735,7 +2910,7 @@
                       <w:color w:val="242235"/>
                       <w:sz w:val="16"/>
                     </w:rPr>
-                    <w:t>6. Are you a Certified Deemed-Compliant Non-US Financial Institution?</w:t>
+                    <w:t>⁦6. Are you a Certified Deemed-Compliant Non-US Financial Institution?⁩</w:t>
                   </w:r>
                 </w:p>
               </w:tc>
@@ -2785,7 +2960,7 @@
                       <w:color w:val="242235"/>
                       <w:sz w:val="16"/>
                     </w:rPr>
-                    <w:t>7. Are you a Non-Participating Non-US Financial Institution?</w:t>
+                    <w:t>⁦7. Are you a Non-Participating Non-US Financial Institution?⁩</w:t>
                   </w:r>
                 </w:p>
               </w:tc>
@@ -2851,7 +3026,7 @@
                       <w:color w:val="242235"/>
                       <w:sz w:val="16"/>
                     </w:rPr>
-                    <w:t>8. Are you an Exempt Beneficial Owner?</w:t>
+                    <w:t>⁦8. Are you an Exempt Beneficial Owner?⁩</w:t>
                   </w:r>
                 </w:p>
               </w:tc>
@@ -2917,7 +3092,7 @@
                       <w:color w:val="242235"/>
                       <w:sz w:val="16"/>
                     </w:rPr>
-                    <w:t>9. Are you an Excepted Non-Financial Non-US Entity? (This classification is also commonly known as an Excepted NFFE)</w:t>
+                    <w:t>⁦9. Are you an Excepted Non-Financial Non-US Entity? (This classification is also commonly known as an Excepted NFFE)⁩</w:t>
                   </w:r>
                 </w:p>
               </w:tc>
@@ -2967,7 +3142,7 @@
                       <w:color w:val="242235"/>
                       <w:sz w:val="16"/>
                     </w:rPr>
-                    <w:t>10. Are you an Active Non-Financial Non-US Entity? (This classification is also commonly known as an Active NFFE)</w:t>
+                    <w:t>⁦10. Are you an Active Non-Financial Non-US Entity? (This classification is also commonly known as an Active NFFE)⁩</w:t>
                   </w:r>
                 </w:p>
               </w:tc>
@@ -3033,7 +3208,7 @@
                       <w:color w:val="242235"/>
                       <w:sz w:val="16"/>
                     </w:rPr>
-                    <w:t>11. Are you a Passive Non-Financial Non-US Entity? (This classification is also commonly known as an Passive NFFE) (if you have ticked this question, please complete Addendum 1)</w:t>
+                    <w:t>⁦11. Are you a Passive Non-Financial Non-US Entity? (This classification is also commonly known as an Passive NFFE) (if you have ticked this question, please complete Addendum 1)⁩</w:t>
                   </w:r>
                 </w:p>
               </w:tc>
@@ -3430,8 +3605,23 @@
     <w:p>
       <w:pPr>
         <w:keepNext/>
-        <w:spacing w:before="100" w:after="60" w:line="380" w:lineRule="exact"/>
-        <w:ind w:left="120" w:right="120"/>
+        <w:spacing w:before="0" w:after="0" w:line="100" w:lineRule="exact"/>
+        <w:jc w:val="left"/>
+      </w:pPr>
+      <w:r>
+        <w:rPr>
+          <w:rFonts w:ascii="Arial" w:hAnsi="Arial" w:cs="Bahij TheSansArabic Plain"/>
+          <w:b w:val="0"/>
+          <w:color w:val="242235"/>
+          <w:sz w:val="2"/>
+        </w:rPr>
+      </w:r>
+    </w:p>
+    <w:p>
+      <w:pPr>
+        <w:keepNext/>
+        <w:spacing w:before="0" w:after="60" w:line="380" w:lineRule="exact"/>
+        <w:ind w:left="0" w:right="0" w:firstLine="100"/>
         <w:jc w:val="left"/>
         <w:shd w:fill="401D58"/>
       </w:pPr>
@@ -3451,6 +3641,47 @@
           <w:sz w:val="17"/>
         </w:rPr>
         <w:t>CRS QUESTIONNAIRE</w:t>
+      </w:r>
+    </w:p>
+    <w:p>
+      <w:pPr>
+        <w:keepNext/>
+        <w:spacing w:before="0" w:after="0" w:line="100" w:lineRule="exact"/>
+        <w:jc w:val="left"/>
+      </w:pPr>
+      <w:r>
+        <w:rPr>
+          <w:rFonts w:ascii="Arial" w:hAnsi="Arial" w:cs="Bahij TheSansArabic Plain"/>
+          <w:b w:val="0"/>
+          <w:color w:val="242235"/>
+          <w:sz w:val="2"/>
+        </w:rPr>
+      </w:r>
+    </w:p>
+    <w:p>
+      <w:pPr>
+        <w:keepNext/>
+        <w:spacing w:before="0" w:after="60" w:line="380" w:lineRule="exact"/>
+        <w:ind w:left="0" w:right="0" w:firstLine="100"/>
+        <w:jc w:val="left"/>
+        <w:shd w:fill="401D58"/>
+      </w:pPr>
+      <w:r>
+        <w:rPr>
+          <w:rFonts w:ascii="Arial" w:hAnsi="Arial" w:cs="Bahij TheSansArabic Plain"/>
+          <w:b/>
+          <w:color w:val="FFFFFF"/>
+          <w:sz w:val="17"/>
+        </w:rPr>
+      </w:r>
+      <w:r>
+        <w:rPr>
+          <w:rFonts w:ascii="Arial" w:hAnsi="Arial" w:cs="Bahij TheSansArabic Plain"/>
+          <w:b/>
+          <w:color w:val="FFFFFF"/>
+          <w:sz w:val="17"/>
+        </w:rPr>
+        <w:t>Part 4: CRS Classification (only tick one classification where applicable)</w:t>
       </w:r>
     </w:p>
     <w:tbl>
@@ -3488,17 +3719,16 @@
           <w:p>
             <w:pPr>
               <w:keepNext w:val="0"/>
-              <w:spacing w:before="0" w:after="0" w:line="260" w:lineRule="exact"/>
+              <w:spacing w:before="0" w:after="0" w:line="20" w:lineRule="exact"/>
               <w:jc w:val="left"/>
             </w:pPr>
             <w:r>
               <w:rPr>
                 <w:rFonts w:ascii="Arial" w:hAnsi="Arial" w:cs="Bahij TheSansArabic Plain"/>
-                <w:b/>
+                <w:b w:val="0"/>
                 <w:color w:val="242235"/>
-                <w:sz w:val="18"/>
+                <w:sz w:val="2"/>
               </w:rPr>
-              <w:t>Part 4: CRS Classification (only tick one classification where applicable)</w:t>
             </w:r>
           </w:p>
           <w:tbl>
@@ -3580,7 +3810,7 @@
                       <w:color w:val="242235"/>
                       <w:sz w:val="16"/>
                     </w:rPr>
-                    <w:t>12. Are you Financial Institution- Investment Entity located in a Non-Participating Country /Jurisdiction and managed by another Financial Institution (if you have ticked this question, please complete Addendum 1)</w:t>
+                    <w:t>⁦12. Are you Financial Institution- Investment Entity located in a Non-Participating Country /Jurisdiction and managed by another Financial Institution (if you have ticked this question, please complete Addendum 1)⁩</w:t>
                   </w:r>
                 </w:p>
               </w:tc>
@@ -3630,7 +3860,7 @@
                       <w:color w:val="242235"/>
                       <w:sz w:val="16"/>
                     </w:rPr>
-                    <w:t>13. Are you an Financial Institution- Other Investment Entity?</w:t>
+                    <w:t>⁦13. Are you an Financial Institution- Other Investment Entity?⁩</w:t>
                   </w:r>
                 </w:p>
               </w:tc>
@@ -3680,7 +3910,7 @@
                       <w:color w:val="242235"/>
                       <w:sz w:val="16"/>
                     </w:rPr>
-                    <w:t>14. Are you a Financial Institution - Depository Institution, Custodial Institution or Specified Insurance Company?</w:t>
+                    <w:t>⁦14. Are you a Financial Institution - Depository Institution, Custodial Institution or Specified Insurance Company?⁩</w:t>
                   </w:r>
                 </w:p>
               </w:tc>
@@ -3746,7 +3976,7 @@
                       <w:color w:val="242235"/>
                       <w:sz w:val="16"/>
                     </w:rPr>
-                    <w:t>15. Are you an Active NFE – A corporation that is publicly traded or a Related Entity of a publicly traded corporation? (please provide the name of the securities market in which the corporation is traded)</w:t>
+                    <w:t>⁦15. Are you an Active NFE – A corporation that is publicly traded or a Related Entity of a publicly traded corporation? (please provide the name of the securities market in which the corporation is traded)⁩</w:t>
                   </w:r>
                 </w:p>
               </w:tc>
@@ -3796,7 +4026,7 @@
                       <w:color w:val="242235"/>
                       <w:sz w:val="16"/>
                     </w:rPr>
-                    <w:t>16. Are you an Active NFE – A Governmental Entity or Central Bank?</w:t>
+                    <w:t>⁦16. Are you an Active NFE – A Governmental Entity or Central Bank?⁩</w:t>
                   </w:r>
                 </w:p>
               </w:tc>
@@ -3846,7 +4076,7 @@
                       <w:color w:val="242235"/>
                       <w:sz w:val="16"/>
                     </w:rPr>
-                    <w:t>17. Are you an Active NFE – An International Organization?</w:t>
+                    <w:t>⁦17. Are you an Active NFE – An International Organization?⁩</w:t>
                   </w:r>
                 </w:p>
               </w:tc>
@@ -3896,7 +4126,7 @@
                       <w:color w:val="242235"/>
                       <w:sz w:val="16"/>
                     </w:rPr>
-                    <w:t>18. Are you an Active NFE Other than 15 through 17 above?</w:t>
+                    <w:t>⁦18. Are you an Active NFE Other than 15 through 17 above?⁩</w:t>
                   </w:r>
                 </w:p>
               </w:tc>
@@ -3962,7 +4192,7 @@
                       <w:color w:val="242235"/>
                       <w:sz w:val="16"/>
                     </w:rPr>
-                    <w:t>19. Are you a Passive NFE ? (if you have ticked this question, please complete Addendum 1)</w:t>
+                    <w:t>⁦19. Are you a Passive NFE ? (if you have ticked this question, please complete Addendum 1)⁩</w:t>
                   </w:r>
                 </w:p>
               </w:tc>
@@ -4241,8 +4471,23 @@
     <w:p>
       <w:pPr>
         <w:keepNext/>
-        <w:spacing w:before="100" w:after="60" w:line="380" w:lineRule="exact"/>
-        <w:ind w:left="120" w:right="120"/>
+        <w:spacing w:before="0" w:after="0" w:line="100" w:lineRule="exact"/>
+        <w:jc w:val="left"/>
+      </w:pPr>
+      <w:r>
+        <w:rPr>
+          <w:rFonts w:ascii="Arial" w:hAnsi="Arial" w:cs="Bahij TheSansArabic Plain"/>
+          <w:b w:val="0"/>
+          <w:color w:val="242235"/>
+          <w:sz w:val="2"/>
+        </w:rPr>
+      </w:r>
+    </w:p>
+    <w:p>
+      <w:pPr>
+        <w:keepNext/>
+        <w:spacing w:before="0" w:after="60" w:line="380" w:lineRule="exact"/>
+        <w:ind w:left="0" w:right="0" w:firstLine="100"/>
         <w:jc w:val="left"/>
         <w:shd w:fill="401D58"/>
       </w:pPr>
@@ -4267,16 +4512,31 @@
     <w:p>
       <w:pPr>
         <w:keepNext/>
-        <w:spacing w:before="100" w:after="60" w:line="380" w:lineRule="exact"/>
-        <w:ind w:left="120" w:right="120"/>
+        <w:spacing w:before="0" w:after="0" w:line="100" w:lineRule="exact"/>
         <w:jc w:val="left"/>
-        <w:shd w:fill="F3EEF6"/>
+      </w:pPr>
+      <w:r>
+        <w:rPr>
+          <w:rFonts w:ascii="Arial" w:hAnsi="Arial" w:cs="Bahij TheSansArabic Plain"/>
+          <w:b w:val="0"/>
+          <w:color w:val="242235"/>
+          <w:sz w:val="2"/>
+        </w:rPr>
+      </w:r>
+    </w:p>
+    <w:p>
+      <w:pPr>
+        <w:keepNext/>
+        <w:spacing w:before="0" w:after="60" w:line="380" w:lineRule="exact"/>
+        <w:ind w:left="0" w:right="0" w:firstLine="100"/>
+        <w:jc w:val="left"/>
+        <w:shd w:fill="401D58"/>
       </w:pPr>
       <w:r>
         <w:rPr>
           <w:rFonts w:ascii="Arial" w:hAnsi="Arial" w:cs="Bahij TheSansArabic Plain"/>
           <w:b/>
-          <w:color w:val="401D58"/>
+          <w:color w:val="FFFFFF"/>
           <w:sz w:val="17"/>
         </w:rPr>
       </w:r>
@@ -4284,7 +4544,7 @@
         <w:rPr>
           <w:rFonts w:ascii="Arial" w:hAnsi="Arial" w:cs="Bahij TheSansArabic Plain"/>
           <w:b/>
-          <w:color w:val="401D58"/>
+          <w:color w:val="FFFFFF"/>
           <w:sz w:val="17"/>
         </w:rPr>
         <w:t>1</w:t>
@@ -4912,16 +5172,31 @@
     <w:p>
       <w:pPr>
         <w:keepNext/>
-        <w:spacing w:before="100" w:after="60" w:line="380" w:lineRule="exact"/>
-        <w:ind w:left="120" w:right="120"/>
+        <w:spacing w:before="0" w:after="0" w:line="100" w:lineRule="exact"/>
         <w:jc w:val="left"/>
-        <w:shd w:fill="F3EEF6"/>
+      </w:pPr>
+      <w:r>
+        <w:rPr>
+          <w:rFonts w:ascii="Arial" w:hAnsi="Arial" w:cs="Bahij TheSansArabic Plain"/>
+          <w:b w:val="0"/>
+          <w:color w:val="242235"/>
+          <w:sz w:val="2"/>
+        </w:rPr>
+      </w:r>
+    </w:p>
+    <w:p>
+      <w:pPr>
+        <w:keepNext/>
+        <w:spacing w:before="0" w:after="60" w:line="380" w:lineRule="exact"/>
+        <w:ind w:left="0" w:right="0" w:firstLine="100"/>
+        <w:jc w:val="left"/>
+        <w:shd w:fill="401D58"/>
       </w:pPr>
       <w:r>
         <w:rPr>
           <w:rFonts w:ascii="Arial" w:hAnsi="Arial" w:cs="Bahij TheSansArabic Plain"/>
           <w:b/>
-          <w:color w:val="401D58"/>
+          <w:color w:val="FFFFFF"/>
           <w:sz w:val="17"/>
         </w:rPr>
       </w:r>
@@ -4929,7 +5204,7 @@
         <w:rPr>
           <w:rFonts w:ascii="Arial" w:hAnsi="Arial" w:cs="Bahij TheSansArabic Plain"/>
           <w:b/>
-          <w:color w:val="401D58"/>
+          <w:color w:val="FFFFFF"/>
           <w:sz w:val="17"/>
         </w:rPr>
         <w:t>2</w:t>
@@ -5557,16 +5832,31 @@
     <w:p>
       <w:pPr>
         <w:keepNext/>
-        <w:spacing w:before="100" w:after="60" w:line="380" w:lineRule="exact"/>
-        <w:ind w:left="120" w:right="120"/>
+        <w:spacing w:before="0" w:after="0" w:line="100" w:lineRule="exact"/>
         <w:jc w:val="left"/>
-        <w:shd w:fill="F3EEF6"/>
+      </w:pPr>
+      <w:r>
+        <w:rPr>
+          <w:rFonts w:ascii="Arial" w:hAnsi="Arial" w:cs="Bahij TheSansArabic Plain"/>
+          <w:b w:val="0"/>
+          <w:color w:val="242235"/>
+          <w:sz w:val="2"/>
+        </w:rPr>
+      </w:r>
+    </w:p>
+    <w:p>
+      <w:pPr>
+        <w:keepNext/>
+        <w:spacing w:before="0" w:after="60" w:line="380" w:lineRule="exact"/>
+        <w:ind w:left="0" w:right="0" w:firstLine="100"/>
+        <w:jc w:val="left"/>
+        <w:shd w:fill="401D58"/>
       </w:pPr>
       <w:r>
         <w:rPr>
           <w:rFonts w:ascii="Arial" w:hAnsi="Arial" w:cs="Bahij TheSansArabic Plain"/>
           <w:b/>
-          <w:color w:val="401D58"/>
+          <w:color w:val="FFFFFF"/>
           <w:sz w:val="17"/>
         </w:rPr>
       </w:r>
@@ -5574,7 +5864,7 @@
         <w:rPr>
           <w:rFonts w:ascii="Arial" w:hAnsi="Arial" w:cs="Bahij TheSansArabic Plain"/>
           <w:b/>
-          <w:color w:val="401D58"/>
+          <w:color w:val="FFFFFF"/>
           <w:sz w:val="17"/>
         </w:rPr>
         <w:t>3</w:t>
@@ -6202,16 +6492,31 @@
     <w:p>
       <w:pPr>
         <w:keepNext/>
-        <w:spacing w:before="100" w:after="60" w:line="380" w:lineRule="exact"/>
-        <w:ind w:left="120" w:right="120"/>
+        <w:spacing w:before="0" w:after="0" w:line="100" w:lineRule="exact"/>
         <w:jc w:val="left"/>
-        <w:shd w:fill="F3EEF6"/>
+      </w:pPr>
+      <w:r>
+        <w:rPr>
+          <w:rFonts w:ascii="Arial" w:hAnsi="Arial" w:cs="Bahij TheSansArabic Plain"/>
+          <w:b w:val="0"/>
+          <w:color w:val="242235"/>
+          <w:sz w:val="2"/>
+        </w:rPr>
+      </w:r>
+    </w:p>
+    <w:p>
+      <w:pPr>
+        <w:keepNext/>
+        <w:spacing w:before="0" w:after="60" w:line="380" w:lineRule="exact"/>
+        <w:ind w:left="0" w:right="0" w:firstLine="100"/>
+        <w:jc w:val="left"/>
+        <w:shd w:fill="401D58"/>
       </w:pPr>
       <w:r>
         <w:rPr>
           <w:rFonts w:ascii="Arial" w:hAnsi="Arial" w:cs="Bahij TheSansArabic Plain"/>
           <w:b/>
-          <w:color w:val="401D58"/>
+          <w:color w:val="FFFFFF"/>
           <w:sz w:val="17"/>
         </w:rPr>
       </w:r>
@@ -6219,7 +6524,7 @@
         <w:rPr>
           <w:rFonts w:ascii="Arial" w:hAnsi="Arial" w:cs="Bahij TheSansArabic Plain"/>
           <w:b/>
-          <w:color w:val="401D58"/>
+          <w:color w:val="FFFFFF"/>
           <w:sz w:val="17"/>
         </w:rPr>
         <w:t>4</w:t>
@@ -6847,16 +7152,31 @@
     <w:p>
       <w:pPr>
         <w:keepNext/>
-        <w:spacing w:before="100" w:after="60" w:line="380" w:lineRule="exact"/>
-        <w:ind w:left="120" w:right="120"/>
+        <w:spacing w:before="0" w:after="0" w:line="100" w:lineRule="exact"/>
         <w:jc w:val="left"/>
-        <w:shd w:fill="F3EEF6"/>
+      </w:pPr>
+      <w:r>
+        <w:rPr>
+          <w:rFonts w:ascii="Arial" w:hAnsi="Arial" w:cs="Bahij TheSansArabic Plain"/>
+          <w:b w:val="0"/>
+          <w:color w:val="242235"/>
+          <w:sz w:val="2"/>
+        </w:rPr>
+      </w:r>
+    </w:p>
+    <w:p>
+      <w:pPr>
+        <w:keepNext/>
+        <w:spacing w:before="0" w:after="60" w:line="380" w:lineRule="exact"/>
+        <w:ind w:left="0" w:right="0" w:firstLine="100"/>
+        <w:jc w:val="left"/>
+        <w:shd w:fill="401D58"/>
       </w:pPr>
       <w:r>
         <w:rPr>
           <w:rFonts w:ascii="Arial" w:hAnsi="Arial" w:cs="Bahij TheSansArabic Plain"/>
           <w:b/>
-          <w:color w:val="401D58"/>
+          <w:color w:val="FFFFFF"/>
           <w:sz w:val="17"/>
         </w:rPr>
       </w:r>
@@ -6864,7 +7184,7 @@
         <w:rPr>
           <w:rFonts w:ascii="Arial" w:hAnsi="Arial" w:cs="Bahij TheSansArabic Plain"/>
           <w:b/>
-          <w:color w:val="401D58"/>
+          <w:color w:val="FFFFFF"/>
           <w:sz w:val="17"/>
         </w:rPr>
         <w:t>5</w:t>
@@ -7636,8 +7956,23 @@
     <w:p>
       <w:pPr>
         <w:keepNext/>
-        <w:spacing w:before="100" w:after="60" w:line="380" w:lineRule="exact"/>
-        <w:ind w:left="120" w:right="120"/>
+        <w:spacing w:before="0" w:after="0" w:line="100" w:lineRule="exact"/>
+        <w:jc w:val="left"/>
+      </w:pPr>
+      <w:r>
+        <w:rPr>
+          <w:rFonts w:ascii="Arial" w:hAnsi="Arial" w:cs="Bahij TheSansArabic Plain"/>
+          <w:b w:val="0"/>
+          <w:color w:val="242235"/>
+          <w:sz w:val="2"/>
+        </w:rPr>
+      </w:r>
+    </w:p>
+    <w:p>
+      <w:pPr>
+        <w:keepNext/>
+        <w:spacing w:before="0" w:after="60" w:line="380" w:lineRule="exact"/>
+        <w:ind w:left="0" w:right="0" w:firstLine="100"/>
         <w:jc w:val="left"/>
         <w:shd w:fill="401D58"/>
       </w:pPr>
@@ -7662,16 +7997,31 @@
     <w:p>
       <w:pPr>
         <w:keepNext/>
-        <w:spacing w:before="100" w:after="60" w:line="380" w:lineRule="exact"/>
-        <w:ind w:left="120" w:right="120"/>
+        <w:spacing w:before="0" w:after="0" w:line="100" w:lineRule="exact"/>
         <w:jc w:val="left"/>
-        <w:shd w:fill="F3EEF6"/>
+      </w:pPr>
+      <w:r>
+        <w:rPr>
+          <w:rFonts w:ascii="Arial" w:hAnsi="Arial" w:cs="Bahij TheSansArabic Plain"/>
+          <w:b w:val="0"/>
+          <w:color w:val="242235"/>
+          <w:sz w:val="2"/>
+        </w:rPr>
+      </w:r>
+    </w:p>
+    <w:p>
+      <w:pPr>
+        <w:keepNext/>
+        <w:spacing w:before="0" w:after="60" w:line="380" w:lineRule="exact"/>
+        <w:ind w:left="0" w:right="0" w:firstLine="100"/>
+        <w:jc w:val="left"/>
+        <w:shd w:fill="401D58"/>
       </w:pPr>
       <w:r>
         <w:rPr>
           <w:rFonts w:ascii="Arial" w:hAnsi="Arial" w:cs="Bahij TheSansArabic Plain"/>
           <w:b/>
-          <w:color w:val="401D58"/>
+          <w:color w:val="FFFFFF"/>
           <w:sz w:val="17"/>
         </w:rPr>
       </w:r>
@@ -7679,7 +8029,7 @@
         <w:rPr>
           <w:rFonts w:ascii="Arial" w:hAnsi="Arial" w:cs="Bahij TheSansArabic Plain"/>
           <w:b/>
-          <w:color w:val="401D58"/>
+          <w:color w:val="FFFFFF"/>
           <w:sz w:val="17"/>
         </w:rPr>
         <w:t>1</w:t>
@@ -7701,7 +8051,8 @@
         </w:tblBorders>
       </w:tblPr>
       <w:tblGrid>
-        <w:gridCol w:w="9986"/>
+        <w:gridCol w:w="4993"/>
+        <w:gridCol w:w="4993"/>
       </w:tblGrid>
       <w:tr>
         <w:trPr>
@@ -7709,7 +8060,7 @@
         </w:trPr>
         <w:tc>
           <w:tcPr>
-            <w:tcW w:type="dxa" w:w="9986"/>
+            <w:tcW w:type="dxa" w:w="4993"/>
             <w:tcMar>
               <w:top w:w="65" w:type="dxa"/>
               <w:bottom w:w="55" w:type="dxa"/>
@@ -7737,7 +8088,59 @@
           <w:p>
             <w:pPr>
               <w:keepNext w:val="0"/>
-              <w:spacing w:before="0" w:after="0" w:line="500" w:lineRule="exact"/>
+              <w:spacing w:before="0" w:after="0" w:line="900" w:lineRule="exact"/>
+              <w:jc w:val="left"/>
+            </w:pPr>
+            <w:r>
+              <w:rPr>
+                <w:rFonts w:ascii="Arial" w:hAnsi="Arial" w:cs="Bahij TheSansArabic Plain"/>
+                <w:b w:val="0"/>
+                <w:color w:val="242235"/>
+                <w:sz w:val="4"/>
+              </w:rPr>
+            </w:r>
+            <w:r>
+              <w:rPr>
+                <w:rFonts w:ascii="Arial" w:hAnsi="Arial" w:cs="Bahij TheSansArabic Plain"/>
+                <w:b w:val="0"/>
+                <w:color w:val="242235"/>
+                <w:sz w:val="4"/>
+              </w:rPr>
+              <w:t xml:space="preserve"> </w:t>
+            </w:r>
+          </w:p>
+        </w:tc>
+        <w:tc>
+          <w:tcPr>
+            <w:tcW w:type="dxa" w:w="4993"/>
+            <w:tcMar>
+              <w:top w:w="65" w:type="dxa"/>
+              <w:bottom w:w="55" w:type="dxa"/>
+              <w:left w:w="100" w:type="dxa"/>
+              <w:right w:w="100" w:type="dxa"/>
+            </w:tcMar>
+            <w:vAlign w:val="bottom"/>
+          </w:tcPr>
+          <w:p>
+            <w:pPr>
+              <w:keepNext w:val="0"/>
+              <w:spacing w:before="0" w:after="0" w:line="260" w:lineRule="exact"/>
+              <w:jc w:val="left"/>
+            </w:pPr>
+            <w:r>
+              <w:rPr>
+                <w:rFonts w:ascii="Arial" w:hAnsi="Arial" w:cs="Bahij TheSansArabic Plain"/>
+                <w:b w:val="0"/>
+                <w:color w:val="242235"/>
+                <w:sz w:val="18"/>
+              </w:rPr>
+              <w:t>Signature</w:t>
+            </w:r>
+          </w:p>
+          <w:p>
+            <w:pPr>
+              <w:keepNext w:val="0"/>
+              <w:spacing w:before="0" w:after="0" w:line="900" w:lineRule="exact"/>
               <w:jc w:val="left"/>
             </w:pPr>
             <w:r>
@@ -7872,16 +8275,31 @@
     <w:p>
       <w:pPr>
         <w:keepNext/>
-        <w:spacing w:before="100" w:after="60" w:line="380" w:lineRule="exact"/>
-        <w:ind w:left="120" w:right="120"/>
+        <w:spacing w:before="0" w:after="0" w:line="100" w:lineRule="exact"/>
         <w:jc w:val="left"/>
-        <w:shd w:fill="F3EEF6"/>
+      </w:pPr>
+      <w:r>
+        <w:rPr>
+          <w:rFonts w:ascii="Arial" w:hAnsi="Arial" w:cs="Bahij TheSansArabic Plain"/>
+          <w:b w:val="0"/>
+          <w:color w:val="242235"/>
+          <w:sz w:val="2"/>
+        </w:rPr>
+      </w:r>
+    </w:p>
+    <w:p>
+      <w:pPr>
+        <w:keepNext/>
+        <w:spacing w:before="0" w:after="60" w:line="380" w:lineRule="exact"/>
+        <w:ind w:left="0" w:right="0" w:firstLine="100"/>
+        <w:jc w:val="left"/>
+        <w:shd w:fill="401D58"/>
       </w:pPr>
       <w:r>
         <w:rPr>
           <w:rFonts w:ascii="Arial" w:hAnsi="Arial" w:cs="Bahij TheSansArabic Plain"/>
           <w:b/>
-          <w:color w:val="401D58"/>
+          <w:color w:val="FFFFFF"/>
           <w:sz w:val="17"/>
         </w:rPr>
       </w:r>
@@ -7889,7 +8307,7 @@
         <w:rPr>
           <w:rFonts w:ascii="Arial" w:hAnsi="Arial" w:cs="Bahij TheSansArabic Plain"/>
           <w:b/>
-          <w:color w:val="401D58"/>
+          <w:color w:val="FFFFFF"/>
           <w:sz w:val="17"/>
         </w:rPr>
         <w:t>2</w:t>
@@ -7911,7 +8329,8 @@
         </w:tblBorders>
       </w:tblPr>
       <w:tblGrid>
-        <w:gridCol w:w="9986"/>
+        <w:gridCol w:w="4993"/>
+        <w:gridCol w:w="4993"/>
       </w:tblGrid>
       <w:tr>
         <w:trPr>
@@ -7919,7 +8338,7 @@
         </w:trPr>
         <w:tc>
           <w:tcPr>
-            <w:tcW w:type="dxa" w:w="9986"/>
+            <w:tcW w:type="dxa" w:w="4993"/>
             <w:tcMar>
               <w:top w:w="65" w:type="dxa"/>
               <w:bottom w:w="55" w:type="dxa"/>
@@ -7947,7 +8366,59 @@
           <w:p>
             <w:pPr>
               <w:keepNext w:val="0"/>
-              <w:spacing w:before="0" w:after="0" w:line="500" w:lineRule="exact"/>
+              <w:spacing w:before="0" w:after="0" w:line="900" w:lineRule="exact"/>
+              <w:jc w:val="left"/>
+            </w:pPr>
+            <w:r>
+              <w:rPr>
+                <w:rFonts w:ascii="Arial" w:hAnsi="Arial" w:cs="Bahij TheSansArabic Plain"/>
+                <w:b w:val="0"/>
+                <w:color w:val="242235"/>
+                <w:sz w:val="4"/>
+              </w:rPr>
+            </w:r>
+            <w:r>
+              <w:rPr>
+                <w:rFonts w:ascii="Arial" w:hAnsi="Arial" w:cs="Bahij TheSansArabic Plain"/>
+                <w:b w:val="0"/>
+                <w:color w:val="242235"/>
+                <w:sz w:val="4"/>
+              </w:rPr>
+              <w:t xml:space="preserve"> </w:t>
+            </w:r>
+          </w:p>
+        </w:tc>
+        <w:tc>
+          <w:tcPr>
+            <w:tcW w:type="dxa" w:w="4993"/>
+            <w:tcMar>
+              <w:top w:w="65" w:type="dxa"/>
+              <w:bottom w:w="55" w:type="dxa"/>
+              <w:left w:w="100" w:type="dxa"/>
+              <w:right w:w="100" w:type="dxa"/>
+            </w:tcMar>
+            <w:vAlign w:val="bottom"/>
+          </w:tcPr>
+          <w:p>
+            <w:pPr>
+              <w:keepNext w:val="0"/>
+              <w:spacing w:before="0" w:after="0" w:line="260" w:lineRule="exact"/>
+              <w:jc w:val="left"/>
+            </w:pPr>
+            <w:r>
+              <w:rPr>
+                <w:rFonts w:ascii="Arial" w:hAnsi="Arial" w:cs="Bahij TheSansArabic Plain"/>
+                <w:b w:val="0"/>
+                <w:color w:val="242235"/>
+                <w:sz w:val="18"/>
+              </w:rPr>
+              <w:t>Signature</w:t>
+            </w:r>
+          </w:p>
+          <w:p>
+            <w:pPr>
+              <w:keepNext w:val="0"/>
+              <w:spacing w:before="0" w:after="0" w:line="900" w:lineRule="exact"/>
               <w:jc w:val="left"/>
             </w:pPr>
             <w:r>
@@ -8171,139 +8642,10 @@
         <w:t xml:space="preserve"> </w:t>
       </w:r>
     </w:p>
-    <w:tbl>
-      <w:tblPr>
-        <w:tblW w:type="auto" w:w="0"/>
-        <w:jc w:val="center"/>
-        <w:tblLayout w:type="fixed"/>
-        <w:tblLook w:firstColumn="1" w:firstRow="1" w:lastColumn="0" w:lastRow="0" w:noHBand="0" w:noVBand="1" w:val="04A0"/>
-        <w:tblBorders>
-          <w:top w:val="single" w:sz="3" w:color="9B92A2"/>
-          <w:bottom w:val="single" w:sz="3" w:color="9B92A2"/>
-          <w:left w:val="single" w:sz="3" w:color="9B92A2"/>
-          <w:right w:val="single" w:sz="3" w:color="9B92A2"/>
-          <w:insideH w:val="single" w:sz="3" w:color="9B92A2"/>
-          <w:insideV w:val="single" w:sz="3" w:color="9B92A2"/>
-        </w:tblBorders>
-      </w:tblPr>
-      <w:tblGrid>
-        <w:gridCol w:w="4993"/>
-        <w:gridCol w:w="4993"/>
-      </w:tblGrid>
-      <w:tr>
-        <w:trPr>
-          <w:cantSplit/>
-        </w:trPr>
-        <w:tc>
-          <w:tcPr>
-            <w:tcW w:type="dxa" w:w="4993"/>
-            <w:tcMar>
-              <w:top w:w="65" w:type="dxa"/>
-              <w:bottom w:w="55" w:type="dxa"/>
-              <w:left w:w="100" w:type="dxa"/>
-              <w:right w:w="100" w:type="dxa"/>
-            </w:tcMar>
-            <w:vAlign w:val="bottom"/>
-          </w:tcPr>
-          <w:p>
-            <w:pPr>
-              <w:keepNext w:val="0"/>
-              <w:spacing w:before="0" w:after="0" w:line="260" w:lineRule="exact"/>
-              <w:jc w:val="left"/>
-            </w:pPr>
-            <w:r>
-              <w:rPr>
-                <w:rFonts w:ascii="Arial" w:hAnsi="Arial" w:cs="Bahij TheSansArabic Plain"/>
-                <w:b w:val="0"/>
-                <w:color w:val="242235"/>
-                <w:sz w:val="18"/>
-              </w:rPr>
-              <w:t>Signatory 1 (left box)</w:t>
-            </w:r>
-          </w:p>
-          <w:p>
-            <w:pPr>
-              <w:keepNext w:val="0"/>
-              <w:spacing w:before="0" w:after="0" w:line="1300" w:lineRule="exact"/>
-              <w:jc w:val="left"/>
-            </w:pPr>
-            <w:r>
-              <w:rPr>
-                <w:rFonts w:ascii="Arial" w:hAnsi="Arial" w:cs="Bahij TheSansArabic Plain"/>
-                <w:b w:val="0"/>
-                <w:color w:val="242235"/>
-                <w:sz w:val="4"/>
-              </w:rPr>
-            </w:r>
-            <w:r>
-              <w:rPr>
-                <w:rFonts w:ascii="Arial" w:hAnsi="Arial" w:cs="Bahij TheSansArabic Plain"/>
-                <w:b w:val="0"/>
-                <w:color w:val="242235"/>
-                <w:sz w:val="4"/>
-              </w:rPr>
-              <w:t xml:space="preserve"> </w:t>
-            </w:r>
-          </w:p>
-        </w:tc>
-        <w:tc>
-          <w:tcPr>
-            <w:tcW w:type="dxa" w:w="4993"/>
-            <w:tcMar>
-              <w:top w:w="65" w:type="dxa"/>
-              <w:bottom w:w="55" w:type="dxa"/>
-              <w:left w:w="100" w:type="dxa"/>
-              <w:right w:w="100" w:type="dxa"/>
-            </w:tcMar>
-            <w:vAlign w:val="bottom"/>
-          </w:tcPr>
-          <w:p>
-            <w:pPr>
-              <w:keepNext w:val="0"/>
-              <w:spacing w:before="0" w:after="0" w:line="260" w:lineRule="exact"/>
-              <w:jc w:val="left"/>
-            </w:pPr>
-            <w:r>
-              <w:rPr>
-                <w:rFonts w:ascii="Arial" w:hAnsi="Arial" w:cs="Bahij TheSansArabic Plain"/>
-                <w:b w:val="0"/>
-                <w:color w:val="242235"/>
-                <w:sz w:val="18"/>
-              </w:rPr>
-              <w:t>Signatory 2 (right box)</w:t>
-            </w:r>
-          </w:p>
-          <w:p>
-            <w:pPr>
-              <w:keepNext w:val="0"/>
-              <w:spacing w:before="0" w:after="0" w:line="1300" w:lineRule="exact"/>
-              <w:jc w:val="left"/>
-            </w:pPr>
-            <w:r>
-              <w:rPr>
-                <w:rFonts w:ascii="Arial" w:hAnsi="Arial" w:cs="Bahij TheSansArabic Plain"/>
-                <w:b w:val="0"/>
-                <w:color w:val="242235"/>
-                <w:sz w:val="4"/>
-              </w:rPr>
-            </w:r>
-            <w:r>
-              <w:rPr>
-                <w:rFonts w:ascii="Arial" w:hAnsi="Arial" w:cs="Bahij TheSansArabic Plain"/>
-                <w:b w:val="0"/>
-                <w:color w:val="242235"/>
-                <w:sz w:val="4"/>
-              </w:rPr>
-              <w:t xml:space="preserve"> </w:t>
-            </w:r>
-          </w:p>
-        </w:tc>
-      </w:tr>
-    </w:tbl>
     <w:p>
       <w:pPr>
-        <w:keepNext w:val="0"/>
-        <w:spacing w:before="0" w:after="0" w:line="2" w:lineRule="exact"/>
+        <w:keepNext/>
+        <w:spacing w:before="0" w:after="0" w:line="100" w:lineRule="exact"/>
         <w:jc w:val="left"/>
       </w:pPr>
       <w:r>
@@ -8313,14 +8655,13 @@
           <w:color w:val="242235"/>
           <w:sz w:val="2"/>
         </w:rPr>
-        <w:t xml:space="preserve"> </w:t>
       </w:r>
     </w:p>
     <w:p>
       <w:pPr>
         <w:keepNext/>
-        <w:spacing w:before="100" w:after="60" w:line="380" w:lineRule="exact"/>
-        <w:ind w:left="120" w:right="120"/>
+        <w:spacing w:before="0" w:after="60" w:line="380" w:lineRule="exact"/>
+        <w:ind w:left="0" w:right="0" w:firstLine="100"/>
         <w:jc w:val="left"/>
         <w:shd w:fill="401D58"/>
       </w:pPr>
@@ -8441,7 +8782,8 @@
         </w:tblBorders>
       </w:tblPr>
       <w:tblGrid>
-        <w:gridCol w:w="9986"/>
+        <w:gridCol w:w="4993"/>
+        <w:gridCol w:w="4993"/>
       </w:tblGrid>
       <w:tr>
         <w:trPr>
@@ -8449,7 +8791,7 @@
         </w:trPr>
         <w:tc>
           <w:tcPr>
-            <w:tcW w:type="dxa" w:w="9986"/>
+            <w:tcW w:type="dxa" w:w="4993"/>
             <w:tcMar>
               <w:top w:w="65" w:type="dxa"/>
               <w:bottom w:w="55" w:type="dxa"/>
@@ -8477,7 +8819,7 @@
           <w:p>
             <w:pPr>
               <w:keepNext w:val="0"/>
-              <w:spacing w:before="0" w:after="0" w:line="600" w:lineRule="exact"/>
+              <w:spacing w:before="0" w:after="0" w:line="900" w:lineRule="exact"/>
               <w:jc w:val="left"/>
             </w:pPr>
             <w:r>
@@ -8490,49 +8832,9 @@
             </w:r>
           </w:p>
         </w:tc>
-      </w:tr>
-    </w:tbl>
-    <w:p>
-      <w:pPr>
-        <w:keepNext w:val="0"/>
-        <w:spacing w:before="0" w:after="0" w:line="2" w:lineRule="exact"/>
-        <w:jc w:val="left"/>
-      </w:pPr>
-      <w:r>
-        <w:rPr>
-          <w:rFonts w:ascii="Arial" w:hAnsi="Arial" w:cs="Bahij TheSansArabic Plain"/>
-          <w:b w:val="0"/>
-          <w:color w:val="242235"/>
-          <w:sz w:val="2"/>
-        </w:rPr>
-        <w:t xml:space="preserve"> </w:t>
-      </w:r>
-    </w:p>
-    <w:tbl>
-      <w:tblPr>
-        <w:tblW w:type="auto" w:w="0"/>
-        <w:jc w:val="center"/>
-        <w:tblLayout w:type="fixed"/>
-        <w:tblLook w:firstColumn="1" w:firstRow="1" w:lastColumn="0" w:lastRow="0" w:noHBand="0" w:noVBand="1" w:val="04A0"/>
-        <w:tblBorders>
-          <w:top w:val="single" w:sz="3" w:color="9B92A2"/>
-          <w:bottom w:val="single" w:sz="3" w:color="9B92A2"/>
-          <w:left w:val="single" w:sz="3" w:color="9B92A2"/>
-          <w:right w:val="single" w:sz="3" w:color="9B92A2"/>
-          <w:insideH w:val="single" w:sz="3" w:color="9B92A2"/>
-          <w:insideV w:val="single" w:sz="3" w:color="9B92A2"/>
-        </w:tblBorders>
-      </w:tblPr>
-      <w:tblGrid>
-        <w:gridCol w:w="9986"/>
-      </w:tblGrid>
-      <w:tr>
-        <w:trPr>
-          <w:cantSplit/>
-        </w:trPr>
         <w:tc>
           <w:tcPr>
-            <w:tcW w:type="dxa" w:w="9986"/>
+            <w:tcW w:type="dxa" w:w="4993"/>
             <w:tcMar>
               <w:top w:w="65" w:type="dxa"/>
               <w:bottom w:w="55" w:type="dxa"/>
@@ -8560,7 +8862,7 @@
           <w:p>
             <w:pPr>
               <w:keepNext w:val="0"/>
-              <w:spacing w:before="0" w:after="0" w:line="600" w:lineRule="exact"/>
+              <w:spacing w:before="0" w:after="0" w:line="900" w:lineRule="exact"/>
               <w:jc w:val="left"/>
             </w:pPr>
             <w:r>

--- a/output/documents/fatca-crs-corporate.docx
+++ b/output/documents/fatca-crs-corporate.docx
@@ -8951,6 +8951,22 @@
   </w:p>
   <w:p>
     <w:pPr>
+      <w:keepNext w:val="0"/>
+      <w:spacing w:before="0" w:after="0" w:line="180" w:lineRule="exact"/>
+      <w:jc w:val="center"/>
+    </w:pPr>
+    <w:r>
+      <w:rPr>
+        <w:rFonts w:ascii="Arial" w:hAnsi="Arial" w:cs="Bahij TheSansArabic Plain"/>
+        <w:b w:val="0"/>
+        <w:color w:val="656575"/>
+        <w:sz w:val="14"/>
+      </w:rPr>
+      <w:t>Al Zahraa District - Prince Naif Branch - Al Saha Square, 1st Floor | 2505 - Al Zahra Dist | Unit No 7940 | Jeddah 23425-2753 | Kingdom of Saudi Arabia</w:t>
+    </w:r>
+  </w:p>
+  <w:p>
+    <w:pPr>
       <w:jc w:val="center"/>
     </w:pPr>
     <w:fldSimple w:instr="PAGE"/>

--- a/output/documents/fatca-crs-corporate.docx
+++ b/output/documents/fatca-crs-corporate.docx
@@ -8962,7 +8962,7 @@
         <w:color w:val="656575"/>
         <w:sz w:val="14"/>
       </w:rPr>
-      <w:t>Al Zahraa District - Prince Naif Branch - Al Saha Square, 1st Floor | 2505 - Al Zahra Dist | Unit No 7940 | Jeddah 23425-2753 | Kingdom of Saudi Arabia</w:t>
+      <w:t>7762 King Fahd Branch Road | 4162 Al Malqa District | Muath Tower | Riyadh 13521 | Kingdom of Saudi Arabia</w:t>
     </w:r>
   </w:p>
   <w:p>
